--- a/Knowledge/3-Work knowledge/1-Software Engineering/2-General Technologies/9-Databases/5-My Source/2-SQL/4-SQL Commands - DQL/9-SQL Aliases.docx
+++ b/Knowledge/3-Work knowledge/1-Software Engineering/2-General Technologies/9-Databases/5-My Source/2-SQL/4-SQL Commands - DQL/9-SQL Aliases.docx
@@ -183,8 +183,8 @@
         <w:rPr>
           <w:rFonts w:ascii="Roboto Mono" w:hAnsi="Roboto Mono"/>
         </w:rPr>
-        <w:pict w14:anchorId="3069192F">
-          <v:rect id="_x0000_i1674" style="width:0;height:1.5pt" o:hralign="center" o:hrstd="t" o:hr="t" fillcolor="#a0a0a0" stroked="f"/>
+        <w:pict w14:anchorId="54EC045F">
+          <v:rect id="_x0000_i1025" style="width:0;height:1.5pt" o:hralign="center" o:hrstd="t" o:hr="t" fillcolor="#a0a0a0" stroked="f"/>
         </w:pict>
       </w:r>
     </w:p>
@@ -278,7 +278,7 @@
       <w:pPr>
         <w:numPr>
           <w:ilvl w:val="0"/>
-          <w:numId w:val="5"/>
+          <w:numId w:val="1"/>
         </w:numPr>
         <w:rPr>
           <w:rFonts w:ascii="Roboto Mono" w:hAnsi="Roboto Mono"/>
@@ -295,7 +295,7 @@
       <w:pPr>
         <w:numPr>
           <w:ilvl w:val="0"/>
-          <w:numId w:val="5"/>
+          <w:numId w:val="1"/>
         </w:numPr>
         <w:rPr>
           <w:rFonts w:ascii="Roboto Mono" w:hAnsi="Roboto Mono"/>
@@ -312,7 +312,7 @@
       <w:pPr>
         <w:numPr>
           <w:ilvl w:val="0"/>
-          <w:numId w:val="5"/>
+          <w:numId w:val="1"/>
         </w:numPr>
         <w:rPr>
           <w:rFonts w:ascii="Roboto Mono" w:hAnsi="Roboto Mono"/>
@@ -329,7 +329,7 @@
       <w:pPr>
         <w:numPr>
           <w:ilvl w:val="0"/>
-          <w:numId w:val="5"/>
+          <w:numId w:val="1"/>
         </w:numPr>
         <w:rPr>
           <w:rFonts w:ascii="Roboto Mono" w:hAnsi="Roboto Mono"/>
@@ -346,7 +346,7 @@
       <w:pPr>
         <w:numPr>
           <w:ilvl w:val="0"/>
-          <w:numId w:val="5"/>
+          <w:numId w:val="1"/>
         </w:numPr>
         <w:rPr>
           <w:rFonts w:ascii="Roboto Mono" w:hAnsi="Roboto Mono"/>
@@ -369,8 +369,8 @@
         <w:rPr>
           <w:rFonts w:ascii="Roboto Mono" w:hAnsi="Roboto Mono"/>
         </w:rPr>
-        <w:pict w14:anchorId="4AF7F591">
-          <v:rect id="_x0000_i1675" style="width:0;height:1.5pt" o:hralign="center" o:hrstd="t" o:hr="t" fillcolor="#a0a0a0" stroked="f"/>
+        <w:pict w14:anchorId="7D70991C">
+          <v:rect id="_x0000_i1026" style="width:0;height:1.5pt" o:hralign="center" o:hrstd="t" o:hr="t" fillcolor="#a0a0a0" stroked="f"/>
         </w:pict>
       </w:r>
     </w:p>
@@ -476,9 +476,8 @@
         <w:rPr>
           <w:noProof/>
         </w:rPr>
-        <w:lastRenderedPageBreak/>
         <w:drawing>
-          <wp:inline distT="0" distB="0" distL="0" distR="0" wp14:anchorId="37C419A0" wp14:editId="7EF64EBA">
+          <wp:inline distT="0" distB="0" distL="0" distR="0" wp14:anchorId="02DB6B51" wp14:editId="36B0B5E7">
             <wp:extent cx="5943600" cy="875030"/>
             <wp:effectExtent l="0" t="0" r="0" b="1270"/>
             <wp:docPr id="312312542" name="Picture 1"/>
@@ -763,8 +762,8 @@
         <w:rPr>
           <w:rFonts w:ascii="Roboto Mono" w:hAnsi="Roboto Mono"/>
         </w:rPr>
-        <w:pict w14:anchorId="25949F2F">
-          <v:rect id="_x0000_i1676" style="width:0;height:1.5pt" o:hralign="center" o:hrstd="t" o:hr="t" fillcolor="#a0a0a0" stroked="f"/>
+        <w:pict w14:anchorId="63AEB6E3">
+          <v:rect id="_x0000_i1027" style="width:0;height:1.5pt" o:hralign="center" o:hrstd="t" o:hr="t" fillcolor="#a0a0a0" stroked="f"/>
         </w:pict>
       </w:r>
     </w:p>
@@ -798,7 +797,7 @@
           <w:noProof/>
         </w:rPr>
         <w:drawing>
-          <wp:inline distT="0" distB="0" distL="0" distR="0" wp14:anchorId="7D4174CC" wp14:editId="541633DE">
+          <wp:inline distT="0" distB="0" distL="0" distR="0" wp14:anchorId="343F3098" wp14:editId="7738013F">
             <wp:extent cx="5943600" cy="786765"/>
             <wp:effectExtent l="0" t="0" r="0" b="0"/>
             <wp:docPr id="1193180134" name="Picture 2"/>
@@ -883,8 +882,8 @@
         <w:rPr>
           <w:rFonts w:ascii="Roboto Mono" w:hAnsi="Roboto Mono"/>
         </w:rPr>
-        <w:pict w14:anchorId="51AB89F1">
-          <v:rect id="_x0000_i1677" style="width:0;height:1.5pt" o:hralign="center" o:hrstd="t" o:hr="t" fillcolor="#a0a0a0" stroked="f"/>
+        <w:pict w14:anchorId="40AB1C13">
+          <v:rect id="_x0000_i1028" style="width:0;height:1.5pt" o:hralign="center" o:hrstd="t" o:hr="t" fillcolor="#a0a0a0" stroked="f"/>
         </w:pict>
       </w:r>
     </w:p>
@@ -918,7 +917,7 @@
           <w:noProof/>
         </w:rPr>
         <w:drawing>
-          <wp:inline distT="0" distB="0" distL="0" distR="0" wp14:anchorId="5D196B9B" wp14:editId="2E985F34">
+          <wp:inline distT="0" distB="0" distL="0" distR="0" wp14:anchorId="3A94B969" wp14:editId="7699BDCB">
             <wp:extent cx="5943600" cy="842645"/>
             <wp:effectExtent l="0" t="0" r="0" b="0"/>
             <wp:docPr id="654297826" name="Picture 3"/>
@@ -1114,8 +1113,8 @@
         <w:rPr>
           <w:rFonts w:ascii="Roboto Mono" w:hAnsi="Roboto Mono"/>
         </w:rPr>
-        <w:pict w14:anchorId="3CD7C169">
-          <v:rect id="_x0000_i1678" style="width:0;height:1.5pt" o:hralign="center" o:hrstd="t" o:hr="t" fillcolor="#a0a0a0" stroked="f"/>
+        <w:pict w14:anchorId="7F60D72C">
+          <v:rect id="_x0000_i1029" style="width:0;height:1.5pt" o:hralign="center" o:hrstd="t" o:hr="t" fillcolor="#a0a0a0" stroked="f"/>
         </w:pict>
       </w:r>
     </w:p>
@@ -1127,7 +1126,6 @@
         <w:rPr>
           <w:rFonts w:ascii="Segoe UI Emoji" w:hAnsi="Segoe UI Emoji" w:cs="Segoe UI Emoji"/>
         </w:rPr>
-        <w:lastRenderedPageBreak/>
         <w:t>📝</w:t>
       </w:r>
       <w:r>
@@ -1223,7 +1221,7 @@
           <w:noProof/>
         </w:rPr>
         <w:drawing>
-          <wp:inline distT="0" distB="0" distL="0" distR="0" wp14:anchorId="13504ED0" wp14:editId="0A5E82F0">
+          <wp:inline distT="0" distB="0" distL="0" distR="0" wp14:anchorId="03130DFC" wp14:editId="0D0C2C21">
             <wp:extent cx="5943600" cy="765175"/>
             <wp:effectExtent l="0" t="0" r="0" b="0"/>
             <wp:docPr id="1334069869" name="Picture 4"/>
@@ -1321,8 +1319,8 @@
         <w:rPr>
           <w:rFonts w:ascii="Roboto Mono" w:hAnsi="Roboto Mono"/>
         </w:rPr>
-        <w:pict w14:anchorId="3C23B156">
-          <v:rect id="_x0000_i1679" style="width:0;height:1.5pt" o:hralign="center" o:hrstd="t" o:hr="t" fillcolor="#a0a0a0" stroked="f"/>
+        <w:pict w14:anchorId="412B9DC2">
+          <v:rect id="_x0000_i1030" style="width:0;height:1.5pt" o:hralign="center" o:hrstd="t" o:hr="t" fillcolor="#a0a0a0" stroked="f"/>
         </w:pict>
       </w:r>
     </w:p>
@@ -1356,7 +1354,7 @@
           <w:noProof/>
         </w:rPr>
         <w:drawing>
-          <wp:inline distT="0" distB="0" distL="0" distR="0" wp14:anchorId="2BD4708F" wp14:editId="203908A4">
+          <wp:inline distT="0" distB="0" distL="0" distR="0" wp14:anchorId="2705AE95" wp14:editId="20074444">
             <wp:extent cx="5943600" cy="788670"/>
             <wp:effectExtent l="0" t="0" r="0" b="0"/>
             <wp:docPr id="565431379" name="Picture 5"/>
@@ -1454,8 +1452,8 @@
         <w:rPr>
           <w:rFonts w:ascii="Roboto Mono" w:hAnsi="Roboto Mono"/>
         </w:rPr>
-        <w:pict w14:anchorId="40570210">
-          <v:rect id="_x0000_i1680" style="width:0;height:1.5pt" o:hralign="center" o:hrstd="t" o:hr="t" fillcolor="#a0a0a0" stroked="f"/>
+        <w:pict w14:anchorId="414FEF2C">
+          <v:rect id="_x0000_i1031" style="width:0;height:1.5pt" o:hralign="center" o:hrstd="t" o:hr="t" fillcolor="#a0a0a0" stroked="f"/>
         </w:pict>
       </w:r>
     </w:p>
@@ -1489,7 +1487,7 @@
           <w:noProof/>
         </w:rPr>
         <w:drawing>
-          <wp:inline distT="0" distB="0" distL="0" distR="0" wp14:anchorId="26470A1E" wp14:editId="78EDAC18">
+          <wp:inline distT="0" distB="0" distL="0" distR="0" wp14:anchorId="51D2AD7F" wp14:editId="1A56B998">
             <wp:extent cx="5943600" cy="765175"/>
             <wp:effectExtent l="0" t="0" r="0" b="0"/>
             <wp:docPr id="1234728295" name="Picture 6"/>
@@ -1601,9 +1599,8 @@
         <w:rPr>
           <w:rFonts w:ascii="Roboto Mono" w:hAnsi="Roboto Mono"/>
         </w:rPr>
-        <w:lastRenderedPageBreak/>
-        <w:pict w14:anchorId="64F70723">
-          <v:rect id="_x0000_i1681" style="width:0;height:1.5pt" o:hralign="center" o:hrstd="t" o:hr="t" fillcolor="#a0a0a0" stroked="f"/>
+        <w:pict w14:anchorId="329740B4">
+          <v:rect id="_x0000_i1032" style="width:0;height:1.5pt" o:hralign="center" o:hrstd="t" o:hr="t" fillcolor="#a0a0a0" stroked="f"/>
         </w:pict>
       </w:r>
     </w:p>
@@ -1693,7 +1690,7 @@
           <w:noProof/>
         </w:rPr>
         <w:drawing>
-          <wp:inline distT="0" distB="0" distL="0" distR="0" wp14:anchorId="4DB62402" wp14:editId="7FFC63A2">
+          <wp:inline distT="0" distB="0" distL="0" distR="0" wp14:anchorId="0C1AACED" wp14:editId="7668B61E">
             <wp:extent cx="5943600" cy="856615"/>
             <wp:effectExtent l="0" t="0" r="0" b="635"/>
             <wp:docPr id="994547847" name="Picture 7"/>
@@ -1913,8 +1910,8 @@
         <w:rPr>
           <w:rFonts w:ascii="Roboto Mono" w:hAnsi="Roboto Mono"/>
         </w:rPr>
-        <w:pict w14:anchorId="73D9B60F">
-          <v:rect id="_x0000_i1682" style="width:0;height:1.5pt" o:hralign="center" o:hrstd="t" o:hr="t" fillcolor="#a0a0a0" stroked="f"/>
+        <w:pict w14:anchorId="6F9A0B6F">
+          <v:rect id="_x0000_i1033" style="width:0;height:1.5pt" o:hralign="center" o:hrstd="t" o:hr="t" fillcolor="#a0a0a0" stroked="f"/>
         </w:pict>
       </w:r>
     </w:p>
@@ -2037,7 +2034,7 @@
           <w:noProof/>
         </w:rPr>
         <w:drawing>
-          <wp:inline distT="0" distB="0" distL="0" distR="0" wp14:anchorId="52734615" wp14:editId="4A6607AC">
+          <wp:inline distT="0" distB="0" distL="0" distR="0" wp14:anchorId="2A1F9BAE" wp14:editId="19A42294">
             <wp:extent cx="5943600" cy="758825"/>
             <wp:effectExtent l="0" t="0" r="0" b="3175"/>
             <wp:docPr id="1286965851" name="Picture 8"/>
@@ -2122,8 +2119,8 @@
         <w:rPr>
           <w:rFonts w:ascii="Roboto Mono" w:hAnsi="Roboto Mono"/>
         </w:rPr>
-        <w:pict w14:anchorId="022A5052">
-          <v:rect id="_x0000_i1683" style="width:0;height:1.5pt" o:hralign="center" o:hrstd="t" o:hr="t" fillcolor="#a0a0a0" stroked="f"/>
+        <w:pict w14:anchorId="03B59D8F">
+          <v:rect id="_x0000_i1034" style="width:0;height:1.5pt" o:hralign="center" o:hrstd="t" o:hr="t" fillcolor="#a0a0a0" stroked="f"/>
         </w:pict>
       </w:r>
     </w:p>
@@ -2156,9 +2153,8 @@
         <w:rPr>
           <w:noProof/>
         </w:rPr>
-        <w:lastRenderedPageBreak/>
         <w:drawing>
-          <wp:inline distT="0" distB="0" distL="0" distR="0" wp14:anchorId="0B45F464" wp14:editId="59F6FFB6">
+          <wp:inline distT="0" distB="0" distL="0" distR="0" wp14:anchorId="48CF3C5D" wp14:editId="514BA941">
             <wp:extent cx="5943600" cy="1183640"/>
             <wp:effectExtent l="0" t="0" r="0" b="0"/>
             <wp:docPr id="2105130188" name="Picture 9"/>
@@ -2343,8 +2339,8 @@
         <w:rPr>
           <w:rFonts w:ascii="Roboto Mono" w:hAnsi="Roboto Mono"/>
         </w:rPr>
-        <w:pict w14:anchorId="2C57F870">
-          <v:rect id="_x0000_i1684" style="width:0;height:1.5pt" o:hralign="center" o:hrstd="t" o:hr="t" fillcolor="#a0a0a0" stroked="f"/>
+        <w:pict w14:anchorId="696A30B7">
+          <v:rect id="_x0000_i1035" style="width:0;height:1.5pt" o:hralign="center" o:hrstd="t" o:hr="t" fillcolor="#a0a0a0" stroked="f"/>
         </w:pict>
       </w:r>
     </w:p>
@@ -2467,7 +2463,7 @@
           <w:noProof/>
         </w:rPr>
         <w:drawing>
-          <wp:inline distT="0" distB="0" distL="0" distR="0" wp14:anchorId="3AC496CC" wp14:editId="1681CA3F">
+          <wp:inline distT="0" distB="0" distL="0" distR="0" wp14:anchorId="5EA90AE9" wp14:editId="161486DB">
             <wp:extent cx="5943600" cy="930910"/>
             <wp:effectExtent l="0" t="0" r="0" b="2540"/>
             <wp:docPr id="319200158" name="Picture 10"/>
@@ -2565,8 +2561,8 @@
         <w:rPr>
           <w:rFonts w:ascii="Roboto Mono" w:hAnsi="Roboto Mono"/>
         </w:rPr>
-        <w:pict w14:anchorId="45E29F54">
-          <v:rect id="_x0000_i1685" style="width:0;height:1.5pt" o:hralign="center" o:hrstd="t" o:hr="t" fillcolor="#a0a0a0" stroked="f"/>
+        <w:pict w14:anchorId="29DBDE68">
+          <v:rect id="_x0000_i1036" style="width:0;height:1.5pt" o:hralign="center" o:hrstd="t" o:hr="t" fillcolor="#a0a0a0" stroked="f"/>
         </w:pict>
       </w:r>
     </w:p>
@@ -2607,8 +2603,8 @@
         <w:rPr>
           <w:rFonts w:ascii="Roboto Mono" w:hAnsi="Roboto Mono"/>
         </w:rPr>
-        <w:pict w14:anchorId="220744AA">
-          <v:rect id="_x0000_i1686" style="width:0;height:1.5pt" o:hralign="center" o:hrstd="t" o:hr="t" fillcolor="#a0a0a0" stroked="f"/>
+        <w:pict w14:anchorId="72F01445">
+          <v:rect id="_x0000_i1037" style="width:0;height:1.5pt" o:hralign="center" o:hrstd="t" o:hr="t" fillcolor="#a0a0a0" stroked="f"/>
         </w:pict>
       </w:r>
     </w:p>
@@ -2620,7 +2616,6 @@
         <w:rPr>
           <w:rFonts w:ascii="Segoe UI Emoji" w:hAnsi="Segoe UI Emoji" w:cs="Segoe UI Emoji"/>
         </w:rPr>
-        <w:lastRenderedPageBreak/>
         <w:t>📚</w:t>
       </w:r>
       <w:r>
@@ -2699,7 +2694,7 @@
           <w:noProof/>
         </w:rPr>
         <w:drawing>
-          <wp:inline distT="0" distB="0" distL="0" distR="0" wp14:anchorId="159CCBF9" wp14:editId="3DD4C743">
+          <wp:inline distT="0" distB="0" distL="0" distR="0" wp14:anchorId="2C863CDA" wp14:editId="34D94100">
             <wp:extent cx="5943600" cy="1216025"/>
             <wp:effectExtent l="0" t="0" r="0" b="3175"/>
             <wp:docPr id="1093185129" name="Picture 11"/>
@@ -2823,8 +2818,8 @@
         <w:rPr>
           <w:rFonts w:ascii="Roboto Mono" w:hAnsi="Roboto Mono"/>
         </w:rPr>
-        <w:pict w14:anchorId="0BE1FDDC">
-          <v:rect id="_x0000_i1687" style="width:0;height:1.5pt" o:hralign="center" o:hrstd="t" o:hr="t" fillcolor="#a0a0a0" stroked="f"/>
+        <w:pict w14:anchorId="7F4688C2">
+          <v:rect id="_x0000_i1038" style="width:0;height:1.5pt" o:hralign="center" o:hrstd="t" o:hr="t" fillcolor="#a0a0a0" stroked="f"/>
         </w:pict>
       </w:r>
     </w:p>
@@ -2858,7 +2853,7 @@
           <w:noProof/>
         </w:rPr>
         <w:drawing>
-          <wp:inline distT="0" distB="0" distL="0" distR="0" wp14:anchorId="4F09826C" wp14:editId="410711ED">
+          <wp:inline distT="0" distB="0" distL="0" distR="0" wp14:anchorId="0D9F739F" wp14:editId="39234D57">
             <wp:extent cx="5943600" cy="864870"/>
             <wp:effectExtent l="0" t="0" r="0" b="0"/>
             <wp:docPr id="97138995" name="Picture 12"/>
@@ -3143,8 +3138,8 @@
         <w:rPr>
           <w:rFonts w:ascii="Roboto Mono" w:hAnsi="Roboto Mono"/>
         </w:rPr>
-        <w:pict w14:anchorId="77D49B10">
-          <v:rect id="_x0000_i1688" style="width:0;height:1.5pt" o:hralign="center" o:hrstd="t" o:hr="t" fillcolor="#a0a0a0" stroked="f"/>
+        <w:pict w14:anchorId="4FF977AE">
+          <v:rect id="_x0000_i1039" style="width:0;height:1.5pt" o:hralign="center" o:hrstd="t" o:hr="t" fillcolor="#a0a0a0" stroked="f"/>
         </w:pict>
       </w:r>
     </w:p>
@@ -3233,9 +3228,8 @@
         <w:rPr>
           <w:noProof/>
         </w:rPr>
-        <w:lastRenderedPageBreak/>
         <w:drawing>
-          <wp:inline distT="0" distB="0" distL="0" distR="0" wp14:anchorId="2F1B09D7" wp14:editId="6AFB4397">
+          <wp:inline distT="0" distB="0" distL="0" distR="0" wp14:anchorId="1A5ACD63" wp14:editId="28860D15">
             <wp:extent cx="5943600" cy="1082040"/>
             <wp:effectExtent l="0" t="0" r="0" b="3810"/>
             <wp:docPr id="353032388" name="Picture 13"/>
@@ -3346,8 +3340,8 @@
         <w:rPr>
           <w:rFonts w:ascii="Roboto Mono" w:hAnsi="Roboto Mono"/>
         </w:rPr>
-        <w:pict w14:anchorId="324DB338">
-          <v:rect id="_x0000_i1689" style="width:0;height:1.5pt" o:hralign="center" o:hrstd="t" o:hr="t" fillcolor="#a0a0a0" stroked="f"/>
+        <w:pict w14:anchorId="30713C22">
+          <v:rect id="_x0000_i1040" style="width:0;height:1.5pt" o:hralign="center" o:hrstd="t" o:hr="t" fillcolor="#a0a0a0" stroked="f"/>
         </w:pict>
       </w:r>
     </w:p>
@@ -3381,7 +3375,7 @@
           <w:noProof/>
         </w:rPr>
         <w:drawing>
-          <wp:inline distT="0" distB="0" distL="0" distR="0" wp14:anchorId="14FEC6C2" wp14:editId="644B5459">
+          <wp:inline distT="0" distB="0" distL="0" distR="0" wp14:anchorId="39B0A85C" wp14:editId="4937A112">
             <wp:extent cx="5943600" cy="840105"/>
             <wp:effectExtent l="0" t="0" r="0" b="0"/>
             <wp:docPr id="1353571550" name="Picture 14"/>
@@ -3608,8 +3602,8 @@
         <w:rPr>
           <w:rFonts w:ascii="Roboto Mono" w:hAnsi="Roboto Mono"/>
         </w:rPr>
-        <w:pict w14:anchorId="69E12F4D">
-          <v:rect id="_x0000_i1690" style="width:0;height:1.5pt" o:hralign="center" o:hrstd="t" o:hr="t" fillcolor="#a0a0a0" stroked="f"/>
+        <w:pict w14:anchorId="031CA9BD">
+          <v:rect id="_x0000_i1041" style="width:0;height:1.5pt" o:hralign="center" o:hrstd="t" o:hr="t" fillcolor="#a0a0a0" stroked="f"/>
         </w:pict>
       </w:r>
     </w:p>
@@ -3699,7 +3693,7 @@
           <w:noProof/>
         </w:rPr>
         <w:drawing>
-          <wp:inline distT="0" distB="0" distL="0" distR="0" wp14:anchorId="53E362D0" wp14:editId="15A31E7E">
+          <wp:inline distT="0" distB="0" distL="0" distR="0" wp14:anchorId="762B0C99" wp14:editId="6C8F3A59">
             <wp:extent cx="5943600" cy="938530"/>
             <wp:effectExtent l="0" t="0" r="0" b="0"/>
             <wp:docPr id="628120421" name="Picture 15"/>
@@ -3784,7 +3778,6 @@
         <w:rPr>
           <w:rFonts w:ascii="Roboto Mono" w:hAnsi="Roboto Mono"/>
         </w:rPr>
-        <w:lastRenderedPageBreak/>
         <w:t>FROM Employees;</w:t>
       </w:r>
     </w:p>
@@ -3798,8 +3791,8 @@
         <w:rPr>
           <w:rFonts w:ascii="Roboto Mono" w:hAnsi="Roboto Mono"/>
         </w:rPr>
-        <w:pict w14:anchorId="7EE09381">
-          <v:rect id="_x0000_i1691" style="width:0;height:1.5pt" o:hralign="center" o:hrstd="t" o:hr="t" fillcolor="#a0a0a0" stroked="f"/>
+        <w:pict w14:anchorId="7DA872C6">
+          <v:rect id="_x0000_i1042" style="width:0;height:1.5pt" o:hralign="center" o:hrstd="t" o:hr="t" fillcolor="#a0a0a0" stroked="f"/>
         </w:pict>
       </w:r>
     </w:p>
@@ -3833,7 +3826,7 @@
           <w:noProof/>
         </w:rPr>
         <w:drawing>
-          <wp:inline distT="0" distB="0" distL="0" distR="0" wp14:anchorId="6821D731" wp14:editId="7E4EDC48">
+          <wp:inline distT="0" distB="0" distL="0" distR="0" wp14:anchorId="4DBE5068" wp14:editId="191F8B29">
             <wp:extent cx="5943600" cy="867410"/>
             <wp:effectExtent l="0" t="0" r="0" b="8890"/>
             <wp:docPr id="1974667229" name="Picture 16"/>
@@ -3988,8 +3981,8 @@
         <w:rPr>
           <w:rFonts w:ascii="Roboto Mono" w:hAnsi="Roboto Mono"/>
         </w:rPr>
-        <w:pict w14:anchorId="0887C9B5">
-          <v:rect id="_x0000_i1692" style="width:0;height:1.5pt" o:hralign="center" o:hrstd="t" o:hr="t" fillcolor="#a0a0a0" stroked="f"/>
+        <w:pict w14:anchorId="42482233">
+          <v:rect id="_x0000_i1043" style="width:0;height:1.5pt" o:hralign="center" o:hrstd="t" o:hr="t" fillcolor="#a0a0a0" stroked="f"/>
         </w:pict>
       </w:r>
     </w:p>
@@ -4079,7 +4072,7 @@
           <w:noProof/>
         </w:rPr>
         <w:drawing>
-          <wp:inline distT="0" distB="0" distL="0" distR="0" wp14:anchorId="72FC9984" wp14:editId="25AD2186">
+          <wp:inline distT="0" distB="0" distL="0" distR="0" wp14:anchorId="6A2A7484" wp14:editId="79C4D6DF">
             <wp:extent cx="5943600" cy="1404620"/>
             <wp:effectExtent l="0" t="0" r="0" b="5080"/>
             <wp:docPr id="2106110001" name="Picture 17"/>
@@ -4216,8 +4209,8 @@
         <w:rPr>
           <w:rFonts w:ascii="Roboto Mono" w:hAnsi="Roboto Mono"/>
         </w:rPr>
-        <w:pict w14:anchorId="5C51D262">
-          <v:rect id="_x0000_i1693" style="width:0;height:1.5pt" o:hralign="center" o:hrstd="t" o:hr="t" fillcolor="#a0a0a0" stroked="f"/>
+        <w:pict w14:anchorId="6454CA47">
+          <v:rect id="_x0000_i1044" style="width:0;height:1.5pt" o:hralign="center" o:hrstd="t" o:hr="t" fillcolor="#a0a0a0" stroked="f"/>
         </w:pict>
       </w:r>
     </w:p>
@@ -4235,7 +4228,6 @@
           <w:b/>
           <w:bCs/>
         </w:rPr>
-        <w:lastRenderedPageBreak/>
         <w:t>Result</w:t>
       </w:r>
     </w:p>
@@ -4252,7 +4244,7 @@
           <w:noProof/>
         </w:rPr>
         <w:drawing>
-          <wp:inline distT="0" distB="0" distL="0" distR="0" wp14:anchorId="6E0DD9AC" wp14:editId="4EA55D48">
+          <wp:inline distT="0" distB="0" distL="0" distR="0" wp14:anchorId="0F7430EF" wp14:editId="7786077B">
             <wp:extent cx="5943600" cy="864870"/>
             <wp:effectExtent l="0" t="0" r="0" b="0"/>
             <wp:docPr id="1027744050" name="Picture 18"/>
@@ -4485,8 +4477,8 @@
         <w:rPr>
           <w:rFonts w:ascii="Roboto Mono" w:hAnsi="Roboto Mono"/>
         </w:rPr>
-        <w:pict w14:anchorId="4A00EB31">
-          <v:rect id="_x0000_i1694" style="width:0;height:1.5pt" o:hralign="center" o:hrstd="t" o:hr="t" fillcolor="#a0a0a0" stroked="f"/>
+        <w:pict w14:anchorId="23E0F823">
+          <v:rect id="_x0000_i1045" style="width:0;height:1.5pt" o:hralign="center" o:hrstd="t" o:hr="t" fillcolor="#a0a0a0" stroked="f"/>
         </w:pict>
       </w:r>
     </w:p>
@@ -4576,7 +4568,7 @@
           <w:noProof/>
         </w:rPr>
         <w:drawing>
-          <wp:inline distT="0" distB="0" distL="0" distR="0" wp14:anchorId="27884205" wp14:editId="01CCC83A">
+          <wp:inline distT="0" distB="0" distL="0" distR="0" wp14:anchorId="6BD9DE89" wp14:editId="203B1A7E">
             <wp:extent cx="5943600" cy="1116330"/>
             <wp:effectExtent l="0" t="0" r="0" b="7620"/>
             <wp:docPr id="981535283" name="Picture 19"/>
@@ -4687,8 +4679,8 @@
         <w:rPr>
           <w:rFonts w:ascii="Roboto Mono" w:hAnsi="Roboto Mono"/>
         </w:rPr>
-        <w:pict w14:anchorId="204B9EBB">
-          <v:rect id="_x0000_i1695" style="width:0;height:1.5pt" o:hralign="center" o:hrstd="t" o:hr="t" fillcolor="#a0a0a0" stroked="f"/>
+        <w:pict w14:anchorId="089C113D">
+          <v:rect id="_x0000_i1046" style="width:0;height:1.5pt" o:hralign="center" o:hrstd="t" o:hr="t" fillcolor="#a0a0a0" stroked="f"/>
         </w:pict>
       </w:r>
     </w:p>
@@ -4722,7 +4714,7 @@
           <w:noProof/>
         </w:rPr>
         <w:drawing>
-          <wp:inline distT="0" distB="0" distL="0" distR="0" wp14:anchorId="3DC01276" wp14:editId="3BF496FB">
+          <wp:inline distT="0" distB="0" distL="0" distR="0" wp14:anchorId="16741CD5" wp14:editId="7F82CEAC">
             <wp:extent cx="5943600" cy="516255"/>
             <wp:effectExtent l="0" t="0" r="0" b="0"/>
             <wp:docPr id="2124381028" name="Picture 20"/>
@@ -4814,7 +4806,6 @@
                 <w:b/>
                 <w:bCs/>
               </w:rPr>
-              <w:lastRenderedPageBreak/>
               <w:t>TotalEmployees</w:t>
             </w:r>
           </w:p>
@@ -4903,8 +4894,8 @@
         <w:rPr>
           <w:rFonts w:ascii="Roboto Mono" w:hAnsi="Roboto Mono"/>
         </w:rPr>
-        <w:pict w14:anchorId="10151CF1">
-          <v:rect id="_x0000_i1696" style="width:0;height:1.5pt" o:hralign="center" o:hrstd="t" o:hr="t" fillcolor="#a0a0a0" stroked="f"/>
+        <w:pict w14:anchorId="664DFF50">
+          <v:rect id="_x0000_i1047" style="width:0;height:1.5pt" o:hralign="center" o:hrstd="t" o:hr="t" fillcolor="#a0a0a0" stroked="f"/>
         </w:pict>
       </w:r>
     </w:p>
@@ -4994,7 +4985,7 @@
           <w:noProof/>
         </w:rPr>
         <w:drawing>
-          <wp:inline distT="0" distB="0" distL="0" distR="0" wp14:anchorId="2E646409" wp14:editId="21AA575C">
+          <wp:inline distT="0" distB="0" distL="0" distR="0" wp14:anchorId="583F9EA2" wp14:editId="1BB59A53">
             <wp:extent cx="5943600" cy="1082040"/>
             <wp:effectExtent l="0" t="0" r="0" b="3810"/>
             <wp:docPr id="519036245" name="Picture 21"/>
@@ -5118,8 +5109,8 @@
         <w:rPr>
           <w:rFonts w:ascii="Roboto Mono" w:hAnsi="Roboto Mono"/>
         </w:rPr>
-        <w:pict w14:anchorId="1503F516">
-          <v:rect id="_x0000_i1697" style="width:0;height:1.5pt" o:hralign="center" o:hrstd="t" o:hr="t" fillcolor="#a0a0a0" stroked="f"/>
+        <w:pict w14:anchorId="59489C11">
+          <v:rect id="_x0000_i1048" style="width:0;height:1.5pt" o:hralign="center" o:hrstd="t" o:hr="t" fillcolor="#a0a0a0" stroked="f"/>
         </w:pict>
       </w:r>
     </w:p>
@@ -5226,7 +5217,7 @@
           <w:noProof/>
         </w:rPr>
         <w:drawing>
-          <wp:inline distT="0" distB="0" distL="0" distR="0" wp14:anchorId="5CAE750F" wp14:editId="0029F8EF">
+          <wp:inline distT="0" distB="0" distL="0" distR="0" wp14:anchorId="20EE2417" wp14:editId="6AEB5A33">
             <wp:extent cx="5943600" cy="1405890"/>
             <wp:effectExtent l="0" t="0" r="0" b="3810"/>
             <wp:docPr id="90322723" name="Picture 22"/>
@@ -5298,7 +5289,6 @@
         <w:rPr>
           <w:rFonts w:ascii="Roboto Mono" w:hAnsi="Roboto Mono"/>
         </w:rPr>
-        <w:lastRenderedPageBreak/>
         <w:t xml:space="preserve">    EmployeeID INT PRIMARY KEY,</w:t>
       </w:r>
     </w:p>
@@ -5364,8 +5354,8 @@
         <w:rPr>
           <w:rFonts w:ascii="Roboto Mono" w:hAnsi="Roboto Mono"/>
         </w:rPr>
-        <w:pict w14:anchorId="53DE14EC">
-          <v:rect id="_x0000_i1698" style="width:0;height:1.5pt" o:hralign="center" o:hrstd="t" o:hr="t" fillcolor="#a0a0a0" stroked="f"/>
+        <w:pict w14:anchorId="5198299E">
+          <v:rect id="_x0000_i1049" style="width:0;height:1.5pt" o:hralign="center" o:hrstd="t" o:hr="t" fillcolor="#a0a0a0" stroked="f"/>
         </w:pict>
       </w:r>
     </w:p>
@@ -5458,7 +5448,7 @@
           <w:noProof/>
         </w:rPr>
         <w:drawing>
-          <wp:inline distT="0" distB="0" distL="0" distR="0" wp14:anchorId="6BB1B8EA" wp14:editId="30897F6A">
+          <wp:inline distT="0" distB="0" distL="0" distR="0" wp14:anchorId="61F03A2E" wp14:editId="57F4E707">
             <wp:extent cx="5943600" cy="1193800"/>
             <wp:effectExtent l="0" t="0" r="0" b="6350"/>
             <wp:docPr id="1938601863" name="Picture 23"/>
@@ -5582,8 +5572,8 @@
         <w:rPr>
           <w:rFonts w:ascii="Roboto Mono" w:hAnsi="Roboto Mono"/>
         </w:rPr>
-        <w:pict w14:anchorId="09D589F7">
-          <v:rect id="_x0000_i1699" style="width:0;height:1.5pt" o:hralign="center" o:hrstd="t" o:hr="t" fillcolor="#a0a0a0" stroked="f"/>
+        <w:pict w14:anchorId="55816C63">
+          <v:rect id="_x0000_i1050" style="width:0;height:1.5pt" o:hralign="center" o:hrstd="t" o:hr="t" fillcolor="#a0a0a0" stroked="f"/>
         </w:pict>
       </w:r>
     </w:p>
@@ -5676,7 +5666,7 @@
           <w:noProof/>
         </w:rPr>
         <w:drawing>
-          <wp:inline distT="0" distB="0" distL="0" distR="0" wp14:anchorId="6CCE7603" wp14:editId="000B69DC">
+          <wp:inline distT="0" distB="0" distL="0" distR="0" wp14:anchorId="694FDC18" wp14:editId="37BB7BC8">
             <wp:extent cx="5943600" cy="781050"/>
             <wp:effectExtent l="0" t="0" r="0" b="0"/>
             <wp:docPr id="467977004" name="Picture 24"/>
@@ -5748,7 +5738,6 @@
         <w:rPr>
           <w:rFonts w:ascii="Roboto Mono" w:hAnsi="Roboto Mono"/>
         </w:rPr>
-        <w:lastRenderedPageBreak/>
         <w:t>FROM Employees;</w:t>
       </w:r>
     </w:p>
@@ -5762,8 +5751,8 @@
         <w:rPr>
           <w:rFonts w:ascii="Roboto Mono" w:hAnsi="Roboto Mono"/>
         </w:rPr>
-        <w:pict w14:anchorId="601A6F3E">
-          <v:rect id="_x0000_i1700" style="width:0;height:1.5pt" o:hralign="center" o:hrstd="t" o:hr="t" fillcolor="#a0a0a0" stroked="f"/>
+        <w:pict w14:anchorId="6127F192">
+          <v:rect id="_x0000_i1051" style="width:0;height:1.5pt" o:hralign="center" o:hrstd="t" o:hr="t" fillcolor="#a0a0a0" stroked="f"/>
         </w:pict>
       </w:r>
     </w:p>
@@ -5856,7 +5845,7 @@
           <w:noProof/>
         </w:rPr>
         <w:drawing>
-          <wp:inline distT="0" distB="0" distL="0" distR="0" wp14:anchorId="16B21788" wp14:editId="6E85CB95">
+          <wp:inline distT="0" distB="0" distL="0" distR="0" wp14:anchorId="2E88732F" wp14:editId="43B7AF83">
             <wp:extent cx="5943600" cy="1073150"/>
             <wp:effectExtent l="0" t="0" r="0" b="0"/>
             <wp:docPr id="1375862477" name="Picture 25"/>
@@ -5967,8 +5956,8 @@
         <w:rPr>
           <w:rFonts w:ascii="Roboto Mono" w:hAnsi="Roboto Mono"/>
         </w:rPr>
-        <w:pict w14:anchorId="712A854C">
-          <v:rect id="_x0000_i1701" style="width:0;height:1.5pt" o:hralign="center" o:hrstd="t" o:hr="t" fillcolor="#a0a0a0" stroked="f"/>
+        <w:pict w14:anchorId="546B658C">
+          <v:rect id="_x0000_i1052" style="width:0;height:1.5pt" o:hralign="center" o:hrstd="t" o:hr="t" fillcolor="#a0a0a0" stroked="f"/>
         </w:pict>
       </w:r>
     </w:p>
@@ -6061,7 +6050,7 @@
           <w:noProof/>
         </w:rPr>
         <w:drawing>
-          <wp:inline distT="0" distB="0" distL="0" distR="0" wp14:anchorId="6DCFE2CA" wp14:editId="475A6AFB">
+          <wp:inline distT="0" distB="0" distL="0" distR="0" wp14:anchorId="78D4FB78" wp14:editId="1DC0245B">
             <wp:extent cx="5943600" cy="1055370"/>
             <wp:effectExtent l="0" t="0" r="0" b="0"/>
             <wp:docPr id="1248614511" name="Picture 26"/>
@@ -6172,8 +6161,8 @@
         <w:rPr>
           <w:rFonts w:ascii="Roboto Mono" w:hAnsi="Roboto Mono"/>
         </w:rPr>
-        <w:pict w14:anchorId="0748A468">
-          <v:rect id="_x0000_i1702" style="width:0;height:1.5pt" o:hralign="center" o:hrstd="t" o:hr="t" fillcolor="#a0a0a0" stroked="f"/>
+        <w:pict w14:anchorId="3723A133">
+          <v:rect id="_x0000_i1053" style="width:0;height:1.5pt" o:hralign="center" o:hrstd="t" o:hr="t" fillcolor="#a0a0a0" stroked="f"/>
         </w:pict>
       </w:r>
     </w:p>
@@ -6182,7 +6171,6 @@
         <w:pStyle w:val="Heading3"/>
       </w:pPr>
       <w:r>
-        <w:lastRenderedPageBreak/>
         <w:t>6️</w:t>
       </w:r>
       <w:r>
@@ -6267,7 +6255,7 @@
           <w:noProof/>
         </w:rPr>
         <w:drawing>
-          <wp:inline distT="0" distB="0" distL="0" distR="0" wp14:anchorId="12A58943" wp14:editId="322C8C8F">
+          <wp:inline distT="0" distB="0" distL="0" distR="0" wp14:anchorId="6F3F70FA" wp14:editId="6FDE1051">
             <wp:extent cx="5943600" cy="897255"/>
             <wp:effectExtent l="0" t="0" r="0" b="0"/>
             <wp:docPr id="978460505" name="Picture 27"/>
@@ -6532,7 +6520,7 @@
           <w:noProof/>
         </w:rPr>
         <w:drawing>
-          <wp:inline distT="0" distB="0" distL="0" distR="0" wp14:anchorId="506A2AA2" wp14:editId="542C28A6">
+          <wp:inline distT="0" distB="0" distL="0" distR="0" wp14:anchorId="3524EA0A" wp14:editId="643349C9">
             <wp:extent cx="5943600" cy="2129790"/>
             <wp:effectExtent l="0" t="0" r="0" b="3810"/>
             <wp:docPr id="5541188" name="Picture 32"/>
@@ -6656,7 +6644,6 @@
         <w:rPr>
           <w:rFonts w:ascii="Roboto Mono" w:hAnsi="Roboto Mono"/>
         </w:rPr>
-        <w:lastRenderedPageBreak/>
         <w:t>);</w:t>
       </w:r>
     </w:p>
@@ -6671,7 +6658,7 @@
           <w:noProof/>
         </w:rPr>
         <w:drawing>
-          <wp:inline distT="0" distB="0" distL="0" distR="0" wp14:anchorId="0926D5B6" wp14:editId="2BCFD740">
+          <wp:inline distT="0" distB="0" distL="0" distR="0" wp14:anchorId="1EA2A127" wp14:editId="7E085E24">
             <wp:extent cx="5943600" cy="1317625"/>
             <wp:effectExtent l="0" t="0" r="0" b="0"/>
             <wp:docPr id="1273395021" name="Picture 33"/>
@@ -6878,7 +6865,7 @@
           <w:noProof/>
         </w:rPr>
         <w:drawing>
-          <wp:inline distT="0" distB="0" distL="0" distR="0" wp14:anchorId="5350DBE9" wp14:editId="7659DFAE">
+          <wp:inline distT="0" distB="0" distL="0" distR="0" wp14:anchorId="71059D1C" wp14:editId="7F692065">
             <wp:extent cx="5943600" cy="2318385"/>
             <wp:effectExtent l="0" t="0" r="0" b="5715"/>
             <wp:docPr id="1411736053" name="Picture 34"/>
@@ -7003,7 +6990,7 @@
           <w:noProof/>
         </w:rPr>
         <w:drawing>
-          <wp:inline distT="0" distB="0" distL="0" distR="0" wp14:anchorId="7FE04CEE" wp14:editId="25F5F1D6">
+          <wp:inline distT="0" distB="0" distL="0" distR="0" wp14:anchorId="7F0CD22D" wp14:editId="4B0AF290">
             <wp:extent cx="5943600" cy="1435100"/>
             <wp:effectExtent l="0" t="0" r="0" b="0"/>
             <wp:docPr id="1376829066" name="Picture 35"/>
@@ -7060,7 +7047,6 @@
         </w:rPr>
       </w:pPr>
       <w:r>
-        <w:lastRenderedPageBreak/>
         <w:t>basic command</w:t>
       </w:r>
     </w:p>
@@ -7222,7 +7208,7 @@
           <w:noProof/>
         </w:rPr>
         <w:drawing>
-          <wp:inline distT="0" distB="0" distL="0" distR="0" wp14:anchorId="103AE350" wp14:editId="06887858">
+          <wp:inline distT="0" distB="0" distL="0" distR="0" wp14:anchorId="44B6E551" wp14:editId="37882533">
             <wp:extent cx="5943600" cy="2329815"/>
             <wp:effectExtent l="0" t="0" r="0" b="0"/>
             <wp:docPr id="1969180340" name="Picture 36"/>
@@ -7308,7 +7294,7 @@
           <w:noProof/>
         </w:rPr>
         <w:drawing>
-          <wp:inline distT="0" distB="0" distL="0" distR="0" wp14:anchorId="60CC8560" wp14:editId="0808A026">
+          <wp:inline distT="0" distB="0" distL="0" distR="0" wp14:anchorId="7D07E805" wp14:editId="335D077F">
             <wp:extent cx="5943600" cy="2863850"/>
             <wp:effectExtent l="0" t="0" r="0" b="0"/>
             <wp:docPr id="663213829" name="Picture 37"/>
@@ -7514,9 +7500,8 @@
         <w:rPr>
           <w:noProof/>
         </w:rPr>
-        <w:lastRenderedPageBreak/>
         <w:drawing>
-          <wp:inline distT="0" distB="0" distL="0" distR="0" wp14:anchorId="3999BFDF" wp14:editId="35A199ED">
+          <wp:inline distT="0" distB="0" distL="0" distR="0" wp14:anchorId="12F55A66" wp14:editId="6999A490">
             <wp:extent cx="5943600" cy="2018030"/>
             <wp:effectExtent l="0" t="0" r="0" b="1270"/>
             <wp:docPr id="358884017" name="Picture 38"/>
@@ -7628,7 +7613,7 @@
           <w:noProof/>
         </w:rPr>
         <w:drawing>
-          <wp:inline distT="0" distB="0" distL="0" distR="0" wp14:anchorId="40524458" wp14:editId="1DC36D82">
+          <wp:inline distT="0" distB="0" distL="0" distR="0" wp14:anchorId="464B1A47" wp14:editId="4A3BFA32">
             <wp:extent cx="5943600" cy="2863850"/>
             <wp:effectExtent l="0" t="0" r="0" b="0"/>
             <wp:docPr id="810253096" name="Picture 39"/>
@@ -7837,9 +7822,8 @@
         <w:rPr>
           <w:noProof/>
         </w:rPr>
-        <w:lastRenderedPageBreak/>
         <w:drawing>
-          <wp:inline distT="0" distB="0" distL="0" distR="0" wp14:anchorId="648E2E40" wp14:editId="3F068781">
+          <wp:inline distT="0" distB="0" distL="0" distR="0" wp14:anchorId="79FA3949" wp14:editId="0F749FA8">
             <wp:extent cx="5943600" cy="2031365"/>
             <wp:effectExtent l="0" t="0" r="0" b="6985"/>
             <wp:docPr id="883559892" name="Picture 40"/>
@@ -7951,7 +7935,7 @@
           <w:noProof/>
         </w:rPr>
         <w:drawing>
-          <wp:inline distT="0" distB="0" distL="0" distR="0" wp14:anchorId="7D852119" wp14:editId="1F745B39">
+          <wp:inline distT="0" distB="0" distL="0" distR="0" wp14:anchorId="081DA682" wp14:editId="74897EB9">
             <wp:extent cx="5943600" cy="2857500"/>
             <wp:effectExtent l="0" t="0" r="0" b="0"/>
             <wp:docPr id="1237588365" name="Picture 41"/>
@@ -8157,9 +8141,8 @@
         <w:rPr>
           <w:noProof/>
         </w:rPr>
-        <w:lastRenderedPageBreak/>
         <w:drawing>
-          <wp:inline distT="0" distB="0" distL="0" distR="0" wp14:anchorId="37EDEBEC" wp14:editId="5409D4EB">
+          <wp:inline distT="0" distB="0" distL="0" distR="0" wp14:anchorId="59CF7392" wp14:editId="06918554">
             <wp:extent cx="5943600" cy="2022475"/>
             <wp:effectExtent l="0" t="0" r="0" b="0"/>
             <wp:docPr id="1908313557" name="Picture 42"/>
@@ -8258,7 +8241,7 @@
           <w:noProof/>
         </w:rPr>
         <w:drawing>
-          <wp:inline distT="0" distB="0" distL="0" distR="0" wp14:anchorId="1352C3C6" wp14:editId="6981EDAB">
+          <wp:inline distT="0" distB="0" distL="0" distR="0" wp14:anchorId="17B4A077" wp14:editId="077CAA82">
             <wp:extent cx="5943600" cy="2641600"/>
             <wp:effectExtent l="0" t="0" r="0" b="6350"/>
             <wp:docPr id="767358615" name="Picture 43"/>
@@ -8317,8 +8300,8 @@
         <w:rPr>
           <w:rFonts w:ascii="Roboto Mono" w:hAnsi="Roboto Mono"/>
         </w:rPr>
-        <w:pict w14:anchorId="08D7DD8F">
-          <v:rect id="_x0000_i1703" style="width:0;height:1.5pt" o:hralign="center" o:hrstd="t" o:hr="t" fillcolor="#a0a0a0" stroked="f"/>
+        <w:pict w14:anchorId="6CEBE63C">
+          <v:rect id="_x0000_i1054" style="width:0;height:1.5pt" o:hralign="center" o:hrstd="t" o:hr="t" fillcolor="#a0a0a0" stroked="f"/>
         </w:pict>
       </w:r>
     </w:p>
@@ -8407,9 +8390,8 @@
         <w:rPr>
           <w:noProof/>
         </w:rPr>
-        <w:lastRenderedPageBreak/>
         <w:drawing>
-          <wp:inline distT="0" distB="0" distL="0" distR="0" wp14:anchorId="143B31F8" wp14:editId="4EFC3402">
+          <wp:inline distT="0" distB="0" distL="0" distR="0" wp14:anchorId="54A5F652" wp14:editId="7DE7915C">
             <wp:extent cx="5943600" cy="1577975"/>
             <wp:effectExtent l="0" t="0" r="0" b="3175"/>
             <wp:docPr id="119966179" name="Picture 29"/>
@@ -8860,8 +8842,8 @@
         <w:rPr>
           <w:rFonts w:ascii="Roboto Mono" w:hAnsi="Roboto Mono"/>
         </w:rPr>
-        <w:pict w14:anchorId="5C5B7E21">
-          <v:rect id="_x0000_i1704" style="width:0;height:1.5pt" o:hralign="center" o:hrstd="t" o:hr="t" fillcolor="#a0a0a0" stroked="f"/>
+        <w:pict w14:anchorId="30EC7B4B">
+          <v:rect id="_x0000_i1055" style="width:0;height:1.5pt" o:hralign="center" o:hrstd="t" o:hr="t" fillcolor="#a0a0a0" stroked="f"/>
         </w:pict>
       </w:r>
     </w:p>
@@ -8942,7 +8924,7 @@
       <w:pPr>
         <w:numPr>
           <w:ilvl w:val="0"/>
-          <w:numId w:val="6"/>
+          <w:numId w:val="2"/>
         </w:numPr>
         <w:rPr>
           <w:rFonts w:ascii="Roboto Mono" w:hAnsi="Roboto Mono"/>
@@ -8973,7 +8955,7 @@
       <w:pPr>
         <w:numPr>
           <w:ilvl w:val="0"/>
-          <w:numId w:val="6"/>
+          <w:numId w:val="2"/>
         </w:numPr>
         <w:rPr>
           <w:rFonts w:ascii="Roboto Mono" w:hAnsi="Roboto Mono"/>
@@ -9004,7 +8986,7 @@
       <w:pPr>
         <w:numPr>
           <w:ilvl w:val="0"/>
-          <w:numId w:val="6"/>
+          <w:numId w:val="2"/>
         </w:numPr>
         <w:rPr>
           <w:rFonts w:ascii="Roboto Mono" w:hAnsi="Roboto Mono"/>
@@ -9021,7 +9003,7 @@
       <w:pPr>
         <w:numPr>
           <w:ilvl w:val="0"/>
-          <w:numId w:val="6"/>
+          <w:numId w:val="2"/>
         </w:numPr>
         <w:rPr>
           <w:rFonts w:ascii="Roboto Mono" w:hAnsi="Roboto Mono"/>
@@ -9058,8 +9040,8 @@
         <w:rPr>
           <w:rFonts w:ascii="Roboto Mono" w:hAnsi="Roboto Mono"/>
         </w:rPr>
-        <w:pict w14:anchorId="3D02A742">
-          <v:rect id="_x0000_i1705" style="width:0;height:1.5pt" o:hralign="center" o:hrstd="t" o:hr="t" fillcolor="#a0a0a0" stroked="f"/>
+        <w:pict w14:anchorId="7B42AA82">
+          <v:rect id="_x0000_i1056" style="width:0;height:1.5pt" o:hralign="center" o:hrstd="t" o:hr="t" fillcolor="#a0a0a0" stroked="f"/>
         </w:pict>
       </w:r>
     </w:p>
@@ -9148,9 +9130,8 @@
         <w:rPr>
           <w:noProof/>
         </w:rPr>
-        <w:lastRenderedPageBreak/>
         <w:drawing>
-          <wp:inline distT="0" distB="0" distL="0" distR="0" wp14:anchorId="5722B594" wp14:editId="0F80C086">
+          <wp:inline distT="0" distB="0" distL="0" distR="0" wp14:anchorId="37C07401" wp14:editId="6D2F0E52">
             <wp:extent cx="5943600" cy="1736090"/>
             <wp:effectExtent l="0" t="0" r="0" b="0"/>
             <wp:docPr id="529732069" name="Picture 30"/>
@@ -9375,8 +9356,8 @@
         <w:rPr>
           <w:rFonts w:ascii="Roboto Mono" w:hAnsi="Roboto Mono"/>
         </w:rPr>
-        <w:pict w14:anchorId="29D75EB4">
-          <v:rect id="_x0000_i1706" style="width:0;height:1.5pt" o:hralign="center" o:hrstd="t" o:hr="t" fillcolor="#a0a0a0" stroked="f"/>
+        <w:pict w14:anchorId="47943B41">
+          <v:rect id="_x0000_i1057" style="width:0;height:1.5pt" o:hralign="center" o:hrstd="t" o:hr="t" fillcolor="#a0a0a0" stroked="f"/>
         </w:pict>
       </w:r>
     </w:p>
@@ -9498,7 +9479,7 @@
       <w:pPr>
         <w:numPr>
           <w:ilvl w:val="0"/>
-          <w:numId w:val="7"/>
+          <w:numId w:val="3"/>
         </w:numPr>
         <w:rPr>
           <w:rFonts w:ascii="Roboto Mono" w:hAnsi="Roboto Mono"/>
@@ -9535,7 +9516,7 @@
       <w:pPr>
         <w:numPr>
           <w:ilvl w:val="0"/>
-          <w:numId w:val="7"/>
+          <w:numId w:val="3"/>
         </w:numPr>
         <w:rPr>
           <w:rFonts w:ascii="Roboto Mono" w:hAnsi="Roboto Mono"/>
@@ -9585,7 +9566,7 @@
       <w:pPr>
         <w:numPr>
           <w:ilvl w:val="0"/>
-          <w:numId w:val="8"/>
+          <w:numId w:val="4"/>
         </w:numPr>
         <w:rPr>
           <w:rFonts w:ascii="Roboto Mono" w:hAnsi="Roboto Mono"/>
@@ -9614,7 +9595,7 @@
       <w:pPr>
         <w:numPr>
           <w:ilvl w:val="0"/>
-          <w:numId w:val="8"/>
+          <w:numId w:val="4"/>
         </w:numPr>
         <w:rPr>
           <w:rFonts w:ascii="Roboto Mono" w:hAnsi="Roboto Mono"/>
@@ -9624,7 +9605,6 @@
         <w:rPr>
           <w:rFonts w:ascii="Roboto Mono" w:hAnsi="Roboto Mono"/>
         </w:rPr>
-        <w:lastRenderedPageBreak/>
         <w:t xml:space="preserve">EmployeeName </w:t>
       </w:r>
       <w:r>
@@ -9663,8 +9643,8 @@
         <w:rPr>
           <w:rFonts w:ascii="Roboto Mono" w:hAnsi="Roboto Mono"/>
         </w:rPr>
-        <w:pict w14:anchorId="5A254EBB">
-          <v:rect id="_x0000_i1708" style="width:0;height:1.5pt" o:hralign="center" o:hrstd="t" o:hr="t" fillcolor="#a0a0a0" stroked="f"/>
+        <w:pict w14:anchorId="1CB21A89">
+          <v:rect id="_x0000_i1058" style="width:0;height:1.5pt" o:hralign="center" o:hrstd="t" o:hr="t" fillcolor="#a0a0a0" stroked="f"/>
         </w:pict>
       </w:r>
     </w:p>
@@ -9797,6 +9777,7 @@
         </w:rPr>
       </w:pPr>
     </w:p>
+    <w:p/>
     <w:sectPr>
       <w:pgSz w:w="12240" w:h="15840"/>
       <w:pgMar w:top="1440" w:right="1440" w:bottom="1440" w:left="1440" w:header="720" w:footer="720" w:gutter="0"/>
@@ -9810,9 +9791,9 @@
 <file path=word/numbering.xml><?xml version="1.0" encoding="utf-8"?>
 <w:numbering xmlns:wpc="http://schemas.microsoft.com/office/word/2010/wordprocessingCanvas" xmlns:cx="http://schemas.microsoft.com/office/drawing/2014/chartex" xmlns:cx1="http://schemas.microsoft.com/office/drawing/2015/9/8/chartex" xmlns:cx2="http://schemas.microsoft.com/office/drawing/2015/10/21/chartex" xmlns:cx3="http://schemas.microsoft.com/office/drawing/2016/5/9/chartex" xmlns:cx4="http://schemas.microsoft.com/office/drawing/2016/5/10/chartex" xmlns:cx5="http://schemas.microsoft.com/office/drawing/2016/5/11/chartex" xmlns:cx6="http://schemas.microsoft.com/office/drawing/2016/5/12/chartex" xmlns:cx7="http://schemas.microsoft.com/office/drawing/2016/5/13/chartex" xmlns:cx8="http://schemas.microsoft.com/office/drawing/2016/5/14/chartex" xmlns:mc="http://schemas.openxmlformats.org/markup-compatibility/2006" xmlns:aink="http://schemas.microsoft.com/office/drawing/2016/ink" xmlns:am3d="http://schemas.microsoft.com/office/drawing/2017/model3d" xmlns:o="urn:schemas-microsoft-com:office:office" xmlns:oel="http://schemas.microsoft.com/office/2019/extlst" xmlns:r="http://schemas.openxmlformats.org/officeDocument/2006/relationships" xmlns:m="http://schemas.openxmlformats.org/officeDocument/2006/math" xmlns:v="urn:schemas-microsoft-com:vml" xmlns:wp14="http://schemas.microsoft.com/office/word/2010/wordprocessingDrawing" xmlns:wp="http://schemas.openxmlformats.org/drawingml/2006/wordprocessingDrawing" xmlns:w10="urn:schemas-microsoft-com:office:word" xmlns:w="http://schemas.openxmlformats.org/wordprocessingml/2006/main" xmlns:w14="http://schemas.microsoft.com/office/word/2010/wordml" xmlns:w15="http://schemas.microsoft.com/office/word/2012/wordml" xmlns:w16cex="http://schemas.microsoft.com/office/word/2018/wordml/cex" xmlns:w16cid="http://schemas.microsoft.com/office/word/2016/wordml/cid" xmlns:w16="http://schemas.microsoft.com/office/word/2018/wordml" xmlns:w16du="http://schemas.microsoft.com/office/word/2023/wordml/word16du" xmlns:w16sdtdh="http://schemas.microsoft.com/office/word/2020/wordml/sdtdatahash" xmlns:w16sdtfl="http://schemas.microsoft.com/office/word/2024/wordml/sdtformatlock" xmlns:w16se="http://schemas.microsoft.com/office/word/2015/wordml/symex" xmlns:wpg="http://schemas.microsoft.com/office/word/2010/wordprocessingGroup" xmlns:wpi="http://schemas.microsoft.com/office/word/2010/wordprocessingInk" xmlns:wne="http://schemas.microsoft.com/office/word/2006/wordml" xmlns:wps="http://schemas.microsoft.com/office/word/2010/wordprocessingShape" mc:Ignorable="w14 w15 w16se w16cid w16 w16cex w16sdtdh w16sdtfl w16du wp14">
   <w:abstractNum w:abstractNumId="0" w15:restartNumberingAfterBreak="0">
-    <w:nsid w:val="08BE15AF"/>
+    <w:nsid w:val="12E87674"/>
     <w:multiLevelType w:val="multilevel"/>
-    <w:tmpl w:val="08142DCA"/>
+    <w:tmpl w:val="22CE8660"/>
     <w:lvl w:ilvl="0">
       <w:start w:val="1"/>
       <w:numFmt w:val="bullet"/>
@@ -9959,9 +9940,9 @@
     </w:lvl>
   </w:abstractNum>
   <w:abstractNum w:abstractNumId="1" w15:restartNumberingAfterBreak="0">
-    <w:nsid w:val="12E87674"/>
+    <w:nsid w:val="1341532B"/>
     <w:multiLevelType w:val="multilevel"/>
-    <w:tmpl w:val="22CE8660"/>
+    <w:tmpl w:val="CECCF5BC"/>
     <w:lvl w:ilvl="0">
       <w:start w:val="1"/>
       <w:numFmt w:val="bullet"/>
@@ -10108,9 +10089,9 @@
     </w:lvl>
   </w:abstractNum>
   <w:abstractNum w:abstractNumId="2" w15:restartNumberingAfterBreak="0">
-    <w:nsid w:val="1341532B"/>
+    <w:nsid w:val="1366720A"/>
     <w:multiLevelType w:val="multilevel"/>
-    <w:tmpl w:val="CECCF5BC"/>
+    <w:tmpl w:val="861C5484"/>
     <w:lvl w:ilvl="0">
       <w:start w:val="1"/>
       <w:numFmt w:val="bullet"/>
@@ -10257,9 +10238,9 @@
     </w:lvl>
   </w:abstractNum>
   <w:abstractNum w:abstractNumId="3" w15:restartNumberingAfterBreak="0">
-    <w:nsid w:val="1366720A"/>
+    <w:nsid w:val="37C1156E"/>
     <w:multiLevelType w:val="multilevel"/>
-    <w:tmpl w:val="861C5484"/>
+    <w:tmpl w:val="BAA8479A"/>
     <w:lvl w:ilvl="0">
       <w:start w:val="1"/>
       <w:numFmt w:val="bullet"/>
@@ -10405,625 +10386,17 @@
       </w:rPr>
     </w:lvl>
   </w:abstractNum>
-  <w:abstractNum w:abstractNumId="4" w15:restartNumberingAfterBreak="0">
-    <w:nsid w:val="37C1156E"/>
-    <w:multiLevelType w:val="multilevel"/>
-    <w:tmpl w:val="BAA8479A"/>
-    <w:lvl w:ilvl="0">
-      <w:start w:val="1"/>
-      <w:numFmt w:val="bullet"/>
-      <w:lvlText w:val=""/>
-      <w:lvlJc w:val="left"/>
-      <w:pPr>
-        <w:tabs>
-          <w:tab w:val="num" w:pos="720"/>
-        </w:tabs>
-        <w:ind w:left="720" w:hanging="360"/>
-      </w:pPr>
-      <w:rPr>
-        <w:rFonts w:ascii="Symbol" w:hAnsi="Symbol" w:hint="default"/>
-        <w:sz w:val="20"/>
-      </w:rPr>
-    </w:lvl>
-    <w:lvl w:ilvl="1" w:tentative="1">
-      <w:start w:val="1"/>
-      <w:numFmt w:val="bullet"/>
-      <w:lvlText w:val="o"/>
-      <w:lvlJc w:val="left"/>
-      <w:pPr>
-        <w:tabs>
-          <w:tab w:val="num" w:pos="1440"/>
-        </w:tabs>
-        <w:ind w:left="1440" w:hanging="360"/>
-      </w:pPr>
-      <w:rPr>
-        <w:rFonts w:ascii="Courier New" w:hAnsi="Courier New" w:hint="default"/>
-        <w:sz w:val="20"/>
-      </w:rPr>
-    </w:lvl>
-    <w:lvl w:ilvl="2" w:tentative="1">
-      <w:start w:val="1"/>
-      <w:numFmt w:val="bullet"/>
-      <w:lvlText w:val=""/>
-      <w:lvlJc w:val="left"/>
-      <w:pPr>
-        <w:tabs>
-          <w:tab w:val="num" w:pos="2160"/>
-        </w:tabs>
-        <w:ind w:left="2160" w:hanging="360"/>
-      </w:pPr>
-      <w:rPr>
-        <w:rFonts w:ascii="Wingdings" w:hAnsi="Wingdings" w:hint="default"/>
-        <w:sz w:val="20"/>
-      </w:rPr>
-    </w:lvl>
-    <w:lvl w:ilvl="3" w:tentative="1">
-      <w:start w:val="1"/>
-      <w:numFmt w:val="bullet"/>
-      <w:lvlText w:val=""/>
-      <w:lvlJc w:val="left"/>
-      <w:pPr>
-        <w:tabs>
-          <w:tab w:val="num" w:pos="2880"/>
-        </w:tabs>
-        <w:ind w:left="2880" w:hanging="360"/>
-      </w:pPr>
-      <w:rPr>
-        <w:rFonts w:ascii="Wingdings" w:hAnsi="Wingdings" w:hint="default"/>
-        <w:sz w:val="20"/>
-      </w:rPr>
-    </w:lvl>
-    <w:lvl w:ilvl="4" w:tentative="1">
-      <w:start w:val="1"/>
-      <w:numFmt w:val="bullet"/>
-      <w:lvlText w:val=""/>
-      <w:lvlJc w:val="left"/>
-      <w:pPr>
-        <w:tabs>
-          <w:tab w:val="num" w:pos="3600"/>
-        </w:tabs>
-        <w:ind w:left="3600" w:hanging="360"/>
-      </w:pPr>
-      <w:rPr>
-        <w:rFonts w:ascii="Wingdings" w:hAnsi="Wingdings" w:hint="default"/>
-        <w:sz w:val="20"/>
-      </w:rPr>
-    </w:lvl>
-    <w:lvl w:ilvl="5" w:tentative="1">
-      <w:start w:val="1"/>
-      <w:numFmt w:val="bullet"/>
-      <w:lvlText w:val=""/>
-      <w:lvlJc w:val="left"/>
-      <w:pPr>
-        <w:tabs>
-          <w:tab w:val="num" w:pos="4320"/>
-        </w:tabs>
-        <w:ind w:left="4320" w:hanging="360"/>
-      </w:pPr>
-      <w:rPr>
-        <w:rFonts w:ascii="Wingdings" w:hAnsi="Wingdings" w:hint="default"/>
-        <w:sz w:val="20"/>
-      </w:rPr>
-    </w:lvl>
-    <w:lvl w:ilvl="6" w:tentative="1">
-      <w:start w:val="1"/>
-      <w:numFmt w:val="bullet"/>
-      <w:lvlText w:val=""/>
-      <w:lvlJc w:val="left"/>
-      <w:pPr>
-        <w:tabs>
-          <w:tab w:val="num" w:pos="5040"/>
-        </w:tabs>
-        <w:ind w:left="5040" w:hanging="360"/>
-      </w:pPr>
-      <w:rPr>
-        <w:rFonts w:ascii="Wingdings" w:hAnsi="Wingdings" w:hint="default"/>
-        <w:sz w:val="20"/>
-      </w:rPr>
-    </w:lvl>
-    <w:lvl w:ilvl="7" w:tentative="1">
-      <w:start w:val="1"/>
-      <w:numFmt w:val="bullet"/>
-      <w:lvlText w:val=""/>
-      <w:lvlJc w:val="left"/>
-      <w:pPr>
-        <w:tabs>
-          <w:tab w:val="num" w:pos="5760"/>
-        </w:tabs>
-        <w:ind w:left="5760" w:hanging="360"/>
-      </w:pPr>
-      <w:rPr>
-        <w:rFonts w:ascii="Wingdings" w:hAnsi="Wingdings" w:hint="default"/>
-        <w:sz w:val="20"/>
-      </w:rPr>
-    </w:lvl>
-    <w:lvl w:ilvl="8" w:tentative="1">
-      <w:start w:val="1"/>
-      <w:numFmt w:val="bullet"/>
-      <w:lvlText w:val=""/>
-      <w:lvlJc w:val="left"/>
-      <w:pPr>
-        <w:tabs>
-          <w:tab w:val="num" w:pos="6480"/>
-        </w:tabs>
-        <w:ind w:left="6480" w:hanging="360"/>
-      </w:pPr>
-      <w:rPr>
-        <w:rFonts w:ascii="Wingdings" w:hAnsi="Wingdings" w:hint="default"/>
-        <w:sz w:val="20"/>
-      </w:rPr>
-    </w:lvl>
-  </w:abstractNum>
-  <w:abstractNum w:abstractNumId="5" w15:restartNumberingAfterBreak="0">
-    <w:nsid w:val="3E9F1D91"/>
-    <w:multiLevelType w:val="multilevel"/>
-    <w:tmpl w:val="D472A89C"/>
-    <w:lvl w:ilvl="0">
-      <w:start w:val="1"/>
-      <w:numFmt w:val="bullet"/>
-      <w:lvlText w:val=""/>
-      <w:lvlJc w:val="left"/>
-      <w:pPr>
-        <w:tabs>
-          <w:tab w:val="num" w:pos="720"/>
-        </w:tabs>
-        <w:ind w:left="720" w:hanging="360"/>
-      </w:pPr>
-      <w:rPr>
-        <w:rFonts w:ascii="Symbol" w:hAnsi="Symbol" w:hint="default"/>
-        <w:sz w:val="20"/>
-      </w:rPr>
-    </w:lvl>
-    <w:lvl w:ilvl="1" w:tentative="1">
-      <w:start w:val="1"/>
-      <w:numFmt w:val="bullet"/>
-      <w:lvlText w:val="o"/>
-      <w:lvlJc w:val="left"/>
-      <w:pPr>
-        <w:tabs>
-          <w:tab w:val="num" w:pos="1440"/>
-        </w:tabs>
-        <w:ind w:left="1440" w:hanging="360"/>
-      </w:pPr>
-      <w:rPr>
-        <w:rFonts w:ascii="Courier New" w:hAnsi="Courier New" w:hint="default"/>
-        <w:sz w:val="20"/>
-      </w:rPr>
-    </w:lvl>
-    <w:lvl w:ilvl="2" w:tentative="1">
-      <w:start w:val="1"/>
-      <w:numFmt w:val="bullet"/>
-      <w:lvlText w:val=""/>
-      <w:lvlJc w:val="left"/>
-      <w:pPr>
-        <w:tabs>
-          <w:tab w:val="num" w:pos="2160"/>
-        </w:tabs>
-        <w:ind w:left="2160" w:hanging="360"/>
-      </w:pPr>
-      <w:rPr>
-        <w:rFonts w:ascii="Wingdings" w:hAnsi="Wingdings" w:hint="default"/>
-        <w:sz w:val="20"/>
-      </w:rPr>
-    </w:lvl>
-    <w:lvl w:ilvl="3" w:tentative="1">
-      <w:start w:val="1"/>
-      <w:numFmt w:val="bullet"/>
-      <w:lvlText w:val=""/>
-      <w:lvlJc w:val="left"/>
-      <w:pPr>
-        <w:tabs>
-          <w:tab w:val="num" w:pos="2880"/>
-        </w:tabs>
-        <w:ind w:left="2880" w:hanging="360"/>
-      </w:pPr>
-      <w:rPr>
-        <w:rFonts w:ascii="Wingdings" w:hAnsi="Wingdings" w:hint="default"/>
-        <w:sz w:val="20"/>
-      </w:rPr>
-    </w:lvl>
-    <w:lvl w:ilvl="4" w:tentative="1">
-      <w:start w:val="1"/>
-      <w:numFmt w:val="bullet"/>
-      <w:lvlText w:val=""/>
-      <w:lvlJc w:val="left"/>
-      <w:pPr>
-        <w:tabs>
-          <w:tab w:val="num" w:pos="3600"/>
-        </w:tabs>
-        <w:ind w:left="3600" w:hanging="360"/>
-      </w:pPr>
-      <w:rPr>
-        <w:rFonts w:ascii="Wingdings" w:hAnsi="Wingdings" w:hint="default"/>
-        <w:sz w:val="20"/>
-      </w:rPr>
-    </w:lvl>
-    <w:lvl w:ilvl="5" w:tentative="1">
-      <w:start w:val="1"/>
-      <w:numFmt w:val="bullet"/>
-      <w:lvlText w:val=""/>
-      <w:lvlJc w:val="left"/>
-      <w:pPr>
-        <w:tabs>
-          <w:tab w:val="num" w:pos="4320"/>
-        </w:tabs>
-        <w:ind w:left="4320" w:hanging="360"/>
-      </w:pPr>
-      <w:rPr>
-        <w:rFonts w:ascii="Wingdings" w:hAnsi="Wingdings" w:hint="default"/>
-        <w:sz w:val="20"/>
-      </w:rPr>
-    </w:lvl>
-    <w:lvl w:ilvl="6" w:tentative="1">
-      <w:start w:val="1"/>
-      <w:numFmt w:val="bullet"/>
-      <w:lvlText w:val=""/>
-      <w:lvlJc w:val="left"/>
-      <w:pPr>
-        <w:tabs>
-          <w:tab w:val="num" w:pos="5040"/>
-        </w:tabs>
-        <w:ind w:left="5040" w:hanging="360"/>
-      </w:pPr>
-      <w:rPr>
-        <w:rFonts w:ascii="Wingdings" w:hAnsi="Wingdings" w:hint="default"/>
-        <w:sz w:val="20"/>
-      </w:rPr>
-    </w:lvl>
-    <w:lvl w:ilvl="7" w:tentative="1">
-      <w:start w:val="1"/>
-      <w:numFmt w:val="bullet"/>
-      <w:lvlText w:val=""/>
-      <w:lvlJc w:val="left"/>
-      <w:pPr>
-        <w:tabs>
-          <w:tab w:val="num" w:pos="5760"/>
-        </w:tabs>
-        <w:ind w:left="5760" w:hanging="360"/>
-      </w:pPr>
-      <w:rPr>
-        <w:rFonts w:ascii="Wingdings" w:hAnsi="Wingdings" w:hint="default"/>
-        <w:sz w:val="20"/>
-      </w:rPr>
-    </w:lvl>
-    <w:lvl w:ilvl="8" w:tentative="1">
-      <w:start w:val="1"/>
-      <w:numFmt w:val="bullet"/>
-      <w:lvlText w:val=""/>
-      <w:lvlJc w:val="left"/>
-      <w:pPr>
-        <w:tabs>
-          <w:tab w:val="num" w:pos="6480"/>
-        </w:tabs>
-        <w:ind w:left="6480" w:hanging="360"/>
-      </w:pPr>
-      <w:rPr>
-        <w:rFonts w:ascii="Wingdings" w:hAnsi="Wingdings" w:hint="default"/>
-        <w:sz w:val="20"/>
-      </w:rPr>
-    </w:lvl>
-  </w:abstractNum>
-  <w:abstractNum w:abstractNumId="6" w15:restartNumberingAfterBreak="0">
-    <w:nsid w:val="57B92EF4"/>
-    <w:multiLevelType w:val="multilevel"/>
-    <w:tmpl w:val="E916952E"/>
-    <w:lvl w:ilvl="0">
-      <w:start w:val="1"/>
-      <w:numFmt w:val="bullet"/>
-      <w:lvlText w:val=""/>
-      <w:lvlJc w:val="left"/>
-      <w:pPr>
-        <w:tabs>
-          <w:tab w:val="num" w:pos="720"/>
-        </w:tabs>
-        <w:ind w:left="720" w:hanging="360"/>
-      </w:pPr>
-      <w:rPr>
-        <w:rFonts w:ascii="Symbol" w:hAnsi="Symbol" w:hint="default"/>
-        <w:sz w:val="20"/>
-      </w:rPr>
-    </w:lvl>
-    <w:lvl w:ilvl="1" w:tentative="1">
-      <w:start w:val="1"/>
-      <w:numFmt w:val="bullet"/>
-      <w:lvlText w:val="o"/>
-      <w:lvlJc w:val="left"/>
-      <w:pPr>
-        <w:tabs>
-          <w:tab w:val="num" w:pos="1440"/>
-        </w:tabs>
-        <w:ind w:left="1440" w:hanging="360"/>
-      </w:pPr>
-      <w:rPr>
-        <w:rFonts w:ascii="Courier New" w:hAnsi="Courier New" w:hint="default"/>
-        <w:sz w:val="20"/>
-      </w:rPr>
-    </w:lvl>
-    <w:lvl w:ilvl="2" w:tentative="1">
-      <w:start w:val="1"/>
-      <w:numFmt w:val="bullet"/>
-      <w:lvlText w:val=""/>
-      <w:lvlJc w:val="left"/>
-      <w:pPr>
-        <w:tabs>
-          <w:tab w:val="num" w:pos="2160"/>
-        </w:tabs>
-        <w:ind w:left="2160" w:hanging="360"/>
-      </w:pPr>
-      <w:rPr>
-        <w:rFonts w:ascii="Wingdings" w:hAnsi="Wingdings" w:hint="default"/>
-        <w:sz w:val="20"/>
-      </w:rPr>
-    </w:lvl>
-    <w:lvl w:ilvl="3" w:tentative="1">
-      <w:start w:val="1"/>
-      <w:numFmt w:val="bullet"/>
-      <w:lvlText w:val=""/>
-      <w:lvlJc w:val="left"/>
-      <w:pPr>
-        <w:tabs>
-          <w:tab w:val="num" w:pos="2880"/>
-        </w:tabs>
-        <w:ind w:left="2880" w:hanging="360"/>
-      </w:pPr>
-      <w:rPr>
-        <w:rFonts w:ascii="Wingdings" w:hAnsi="Wingdings" w:hint="default"/>
-        <w:sz w:val="20"/>
-      </w:rPr>
-    </w:lvl>
-    <w:lvl w:ilvl="4" w:tentative="1">
-      <w:start w:val="1"/>
-      <w:numFmt w:val="bullet"/>
-      <w:lvlText w:val=""/>
-      <w:lvlJc w:val="left"/>
-      <w:pPr>
-        <w:tabs>
-          <w:tab w:val="num" w:pos="3600"/>
-        </w:tabs>
-        <w:ind w:left="3600" w:hanging="360"/>
-      </w:pPr>
-      <w:rPr>
-        <w:rFonts w:ascii="Wingdings" w:hAnsi="Wingdings" w:hint="default"/>
-        <w:sz w:val="20"/>
-      </w:rPr>
-    </w:lvl>
-    <w:lvl w:ilvl="5" w:tentative="1">
-      <w:start w:val="1"/>
-      <w:numFmt w:val="bullet"/>
-      <w:lvlText w:val=""/>
-      <w:lvlJc w:val="left"/>
-      <w:pPr>
-        <w:tabs>
-          <w:tab w:val="num" w:pos="4320"/>
-        </w:tabs>
-        <w:ind w:left="4320" w:hanging="360"/>
-      </w:pPr>
-      <w:rPr>
-        <w:rFonts w:ascii="Wingdings" w:hAnsi="Wingdings" w:hint="default"/>
-        <w:sz w:val="20"/>
-      </w:rPr>
-    </w:lvl>
-    <w:lvl w:ilvl="6" w:tentative="1">
-      <w:start w:val="1"/>
-      <w:numFmt w:val="bullet"/>
-      <w:lvlText w:val=""/>
-      <w:lvlJc w:val="left"/>
-      <w:pPr>
-        <w:tabs>
-          <w:tab w:val="num" w:pos="5040"/>
-        </w:tabs>
-        <w:ind w:left="5040" w:hanging="360"/>
-      </w:pPr>
-      <w:rPr>
-        <w:rFonts w:ascii="Wingdings" w:hAnsi="Wingdings" w:hint="default"/>
-        <w:sz w:val="20"/>
-      </w:rPr>
-    </w:lvl>
-    <w:lvl w:ilvl="7" w:tentative="1">
-      <w:start w:val="1"/>
-      <w:numFmt w:val="bullet"/>
-      <w:lvlText w:val=""/>
-      <w:lvlJc w:val="left"/>
-      <w:pPr>
-        <w:tabs>
-          <w:tab w:val="num" w:pos="5760"/>
-        </w:tabs>
-        <w:ind w:left="5760" w:hanging="360"/>
-      </w:pPr>
-      <w:rPr>
-        <w:rFonts w:ascii="Wingdings" w:hAnsi="Wingdings" w:hint="default"/>
-        <w:sz w:val="20"/>
-      </w:rPr>
-    </w:lvl>
-    <w:lvl w:ilvl="8" w:tentative="1">
-      <w:start w:val="1"/>
-      <w:numFmt w:val="bullet"/>
-      <w:lvlText w:val=""/>
-      <w:lvlJc w:val="left"/>
-      <w:pPr>
-        <w:tabs>
-          <w:tab w:val="num" w:pos="6480"/>
-        </w:tabs>
-        <w:ind w:left="6480" w:hanging="360"/>
-      </w:pPr>
-      <w:rPr>
-        <w:rFonts w:ascii="Wingdings" w:hAnsi="Wingdings" w:hint="default"/>
-        <w:sz w:val="20"/>
-      </w:rPr>
-    </w:lvl>
-  </w:abstractNum>
-  <w:abstractNum w:abstractNumId="7" w15:restartNumberingAfterBreak="0">
-    <w:nsid w:val="78400201"/>
-    <w:multiLevelType w:val="multilevel"/>
-    <w:tmpl w:val="35A0C81A"/>
-    <w:lvl w:ilvl="0">
-      <w:start w:val="1"/>
-      <w:numFmt w:val="bullet"/>
-      <w:lvlText w:val=""/>
-      <w:lvlJc w:val="left"/>
-      <w:pPr>
-        <w:tabs>
-          <w:tab w:val="num" w:pos="720"/>
-        </w:tabs>
-        <w:ind w:left="720" w:hanging="360"/>
-      </w:pPr>
-      <w:rPr>
-        <w:rFonts w:ascii="Symbol" w:hAnsi="Symbol" w:hint="default"/>
-        <w:sz w:val="20"/>
-      </w:rPr>
-    </w:lvl>
-    <w:lvl w:ilvl="1" w:tentative="1">
-      <w:start w:val="1"/>
-      <w:numFmt w:val="bullet"/>
-      <w:lvlText w:val="o"/>
-      <w:lvlJc w:val="left"/>
-      <w:pPr>
-        <w:tabs>
-          <w:tab w:val="num" w:pos="1440"/>
-        </w:tabs>
-        <w:ind w:left="1440" w:hanging="360"/>
-      </w:pPr>
-      <w:rPr>
-        <w:rFonts w:ascii="Courier New" w:hAnsi="Courier New" w:hint="default"/>
-        <w:sz w:val="20"/>
-      </w:rPr>
-    </w:lvl>
-    <w:lvl w:ilvl="2" w:tentative="1">
-      <w:start w:val="1"/>
-      <w:numFmt w:val="bullet"/>
-      <w:lvlText w:val=""/>
-      <w:lvlJc w:val="left"/>
-      <w:pPr>
-        <w:tabs>
-          <w:tab w:val="num" w:pos="2160"/>
-        </w:tabs>
-        <w:ind w:left="2160" w:hanging="360"/>
-      </w:pPr>
-      <w:rPr>
-        <w:rFonts w:ascii="Wingdings" w:hAnsi="Wingdings" w:hint="default"/>
-        <w:sz w:val="20"/>
-      </w:rPr>
-    </w:lvl>
-    <w:lvl w:ilvl="3" w:tentative="1">
-      <w:start w:val="1"/>
-      <w:numFmt w:val="bullet"/>
-      <w:lvlText w:val=""/>
-      <w:lvlJc w:val="left"/>
-      <w:pPr>
-        <w:tabs>
-          <w:tab w:val="num" w:pos="2880"/>
-        </w:tabs>
-        <w:ind w:left="2880" w:hanging="360"/>
-      </w:pPr>
-      <w:rPr>
-        <w:rFonts w:ascii="Wingdings" w:hAnsi="Wingdings" w:hint="default"/>
-        <w:sz w:val="20"/>
-      </w:rPr>
-    </w:lvl>
-    <w:lvl w:ilvl="4" w:tentative="1">
-      <w:start w:val="1"/>
-      <w:numFmt w:val="bullet"/>
-      <w:lvlText w:val=""/>
-      <w:lvlJc w:val="left"/>
-      <w:pPr>
-        <w:tabs>
-          <w:tab w:val="num" w:pos="3600"/>
-        </w:tabs>
-        <w:ind w:left="3600" w:hanging="360"/>
-      </w:pPr>
-      <w:rPr>
-        <w:rFonts w:ascii="Wingdings" w:hAnsi="Wingdings" w:hint="default"/>
-        <w:sz w:val="20"/>
-      </w:rPr>
-    </w:lvl>
-    <w:lvl w:ilvl="5" w:tentative="1">
-      <w:start w:val="1"/>
-      <w:numFmt w:val="bullet"/>
-      <w:lvlText w:val=""/>
-      <w:lvlJc w:val="left"/>
-      <w:pPr>
-        <w:tabs>
-          <w:tab w:val="num" w:pos="4320"/>
-        </w:tabs>
-        <w:ind w:left="4320" w:hanging="360"/>
-      </w:pPr>
-      <w:rPr>
-        <w:rFonts w:ascii="Wingdings" w:hAnsi="Wingdings" w:hint="default"/>
-        <w:sz w:val="20"/>
-      </w:rPr>
-    </w:lvl>
-    <w:lvl w:ilvl="6" w:tentative="1">
-      <w:start w:val="1"/>
-      <w:numFmt w:val="bullet"/>
-      <w:lvlText w:val=""/>
-      <w:lvlJc w:val="left"/>
-      <w:pPr>
-        <w:tabs>
-          <w:tab w:val="num" w:pos="5040"/>
-        </w:tabs>
-        <w:ind w:left="5040" w:hanging="360"/>
-      </w:pPr>
-      <w:rPr>
-        <w:rFonts w:ascii="Wingdings" w:hAnsi="Wingdings" w:hint="default"/>
-        <w:sz w:val="20"/>
-      </w:rPr>
-    </w:lvl>
-    <w:lvl w:ilvl="7" w:tentative="1">
-      <w:start w:val="1"/>
-      <w:numFmt w:val="bullet"/>
-      <w:lvlText w:val=""/>
-      <w:lvlJc w:val="left"/>
-      <w:pPr>
-        <w:tabs>
-          <w:tab w:val="num" w:pos="5760"/>
-        </w:tabs>
-        <w:ind w:left="5760" w:hanging="360"/>
-      </w:pPr>
-      <w:rPr>
-        <w:rFonts w:ascii="Wingdings" w:hAnsi="Wingdings" w:hint="default"/>
-        <w:sz w:val="20"/>
-      </w:rPr>
-    </w:lvl>
-    <w:lvl w:ilvl="8" w:tentative="1">
-      <w:start w:val="1"/>
-      <w:numFmt w:val="bullet"/>
-      <w:lvlText w:val=""/>
-      <w:lvlJc w:val="left"/>
-      <w:pPr>
-        <w:tabs>
-          <w:tab w:val="num" w:pos="6480"/>
-        </w:tabs>
-        <w:ind w:left="6480" w:hanging="360"/>
-      </w:pPr>
-      <w:rPr>
-        <w:rFonts w:ascii="Wingdings" w:hAnsi="Wingdings" w:hint="default"/>
-        <w:sz w:val="20"/>
-      </w:rPr>
-    </w:lvl>
-  </w:abstractNum>
-  <w:num w:numId="1" w16cid:durableId="1988781614">
+  <w:num w:numId="1" w16cid:durableId="1301691861">
     <w:abstractNumId w:val="0"/>
   </w:num>
-  <w:num w:numId="2" w16cid:durableId="527764562">
-    <w:abstractNumId w:val="7"/>
-  </w:num>
-  <w:num w:numId="3" w16cid:durableId="1053887292">
-    <w:abstractNumId w:val="6"/>
-  </w:num>
-  <w:num w:numId="4" w16cid:durableId="152532118">
-    <w:abstractNumId w:val="5"/>
-  </w:num>
-  <w:num w:numId="5" w16cid:durableId="1301691861">
+  <w:num w:numId="2" w16cid:durableId="1727606487">
     <w:abstractNumId w:val="1"/>
   </w:num>
-  <w:num w:numId="6" w16cid:durableId="1727606487">
+  <w:num w:numId="3" w16cid:durableId="626660409">
+    <w:abstractNumId w:val="3"/>
+  </w:num>
+  <w:num w:numId="4" w16cid:durableId="1651447026">
     <w:abstractNumId w:val="2"/>
-  </w:num>
-  <w:num w:numId="7" w16cid:durableId="626660409">
-    <w:abstractNumId w:val="4"/>
-  </w:num>
-  <w:num w:numId="8" w16cid:durableId="1651447026">
-    <w:abstractNumId w:val="3"/>
   </w:num>
 </w:numbering>
 </file>
@@ -11436,7 +10809,7 @@
     <w:link w:val="Heading1Char"/>
     <w:uiPriority w:val="9"/>
     <w:qFormat/>
-    <w:rsid w:val="00B85BDA"/>
+    <w:rsid w:val="00064CE7"/>
     <w:pPr>
       <w:keepNext/>
       <w:keepLines/>
@@ -11458,7 +10831,7 @@
     <w:uiPriority w:val="9"/>
     <w:unhideWhenUsed/>
     <w:qFormat/>
-    <w:rsid w:val="00B85BDA"/>
+    <w:rsid w:val="00064CE7"/>
     <w:pPr>
       <w:keepNext/>
       <w:keepLines/>
@@ -11480,7 +10853,7 @@
     <w:uiPriority w:val="9"/>
     <w:unhideWhenUsed/>
     <w:qFormat/>
-    <w:rsid w:val="00B85BDA"/>
+    <w:rsid w:val="00064CE7"/>
     <w:pPr>
       <w:keepNext/>
       <w:keepLines/>
@@ -11502,7 +10875,7 @@
     <w:uiPriority w:val="9"/>
     <w:unhideWhenUsed/>
     <w:qFormat/>
-    <w:rsid w:val="00B85BDA"/>
+    <w:rsid w:val="00064CE7"/>
     <w:pPr>
       <w:keepNext/>
       <w:keepLines/>
@@ -11525,7 +10898,7 @@
     <w:semiHidden/>
     <w:unhideWhenUsed/>
     <w:qFormat/>
-    <w:rsid w:val="00B85BDA"/>
+    <w:rsid w:val="00064CE7"/>
     <w:pPr>
       <w:keepNext/>
       <w:keepLines/>
@@ -11546,7 +10919,7 @@
     <w:semiHidden/>
     <w:unhideWhenUsed/>
     <w:qFormat/>
-    <w:rsid w:val="00B85BDA"/>
+    <w:rsid w:val="00064CE7"/>
     <w:pPr>
       <w:keepNext/>
       <w:keepLines/>
@@ -11569,7 +10942,7 @@
     <w:semiHidden/>
     <w:unhideWhenUsed/>
     <w:qFormat/>
-    <w:rsid w:val="00B85BDA"/>
+    <w:rsid w:val="00064CE7"/>
     <w:pPr>
       <w:keepNext/>
       <w:keepLines/>
@@ -11590,7 +10963,7 @@
     <w:semiHidden/>
     <w:unhideWhenUsed/>
     <w:qFormat/>
-    <w:rsid w:val="00B85BDA"/>
+    <w:rsid w:val="00064CE7"/>
     <w:pPr>
       <w:keepNext/>
       <w:keepLines/>
@@ -11613,7 +10986,7 @@
     <w:semiHidden/>
     <w:unhideWhenUsed/>
     <w:qFormat/>
-    <w:rsid w:val="00B85BDA"/>
+    <w:rsid w:val="00064CE7"/>
     <w:pPr>
       <w:keepNext/>
       <w:keepLines/>
@@ -11628,6 +11001,7 @@
   <w:style w:type="character" w:default="1" w:styleId="DefaultParagraphFont">
     <w:name w:val="Default Paragraph Font"/>
     <w:uiPriority w:val="1"/>
+    <w:semiHidden/>
     <w:unhideWhenUsed/>
   </w:style>
   <w:style w:type="table" w:default="1" w:styleId="TableNormal">
@@ -11656,7 +11030,7 @@
     <w:basedOn w:val="DefaultParagraphFont"/>
     <w:link w:val="Heading1"/>
     <w:uiPriority w:val="9"/>
-    <w:rsid w:val="00B85BDA"/>
+    <w:rsid w:val="00064CE7"/>
     <w:rPr>
       <w:rFonts w:asciiTheme="majorHAnsi" w:eastAsiaTheme="majorEastAsia" w:hAnsiTheme="majorHAnsi" w:cstheme="majorBidi"/>
       <w:color w:val="2F5496" w:themeColor="accent1" w:themeShade="BF"/>
@@ -11669,7 +11043,7 @@
     <w:basedOn w:val="DefaultParagraphFont"/>
     <w:link w:val="Heading2"/>
     <w:uiPriority w:val="9"/>
-    <w:rsid w:val="00B85BDA"/>
+    <w:rsid w:val="00064CE7"/>
     <w:rPr>
       <w:rFonts w:asciiTheme="majorHAnsi" w:eastAsiaTheme="majorEastAsia" w:hAnsiTheme="majorHAnsi" w:cstheme="majorBidi"/>
       <w:color w:val="2F5496" w:themeColor="accent1" w:themeShade="BF"/>
@@ -11682,7 +11056,7 @@
     <w:basedOn w:val="DefaultParagraphFont"/>
     <w:link w:val="Heading3"/>
     <w:uiPriority w:val="9"/>
-    <w:rsid w:val="00B85BDA"/>
+    <w:rsid w:val="00064CE7"/>
     <w:rPr>
       <w:rFonts w:eastAsiaTheme="majorEastAsia" w:cstheme="majorBidi"/>
       <w:color w:val="2F5496" w:themeColor="accent1" w:themeShade="BF"/>
@@ -11695,7 +11069,7 @@
     <w:basedOn w:val="DefaultParagraphFont"/>
     <w:link w:val="Heading4"/>
     <w:uiPriority w:val="9"/>
-    <w:rsid w:val="00B85BDA"/>
+    <w:rsid w:val="00064CE7"/>
     <w:rPr>
       <w:rFonts w:eastAsiaTheme="majorEastAsia" w:cstheme="majorBidi"/>
       <w:i/>
@@ -11709,7 +11083,7 @@
     <w:link w:val="Heading5"/>
     <w:uiPriority w:val="9"/>
     <w:semiHidden/>
-    <w:rsid w:val="00B85BDA"/>
+    <w:rsid w:val="00064CE7"/>
     <w:rPr>
       <w:rFonts w:eastAsiaTheme="majorEastAsia" w:cstheme="majorBidi"/>
       <w:color w:val="2F5496" w:themeColor="accent1" w:themeShade="BF"/>
@@ -11721,7 +11095,7 @@
     <w:link w:val="Heading6"/>
     <w:uiPriority w:val="9"/>
     <w:semiHidden/>
-    <w:rsid w:val="00B85BDA"/>
+    <w:rsid w:val="00064CE7"/>
     <w:rPr>
       <w:rFonts w:eastAsiaTheme="majorEastAsia" w:cstheme="majorBidi"/>
       <w:i/>
@@ -11735,7 +11109,7 @@
     <w:link w:val="Heading7"/>
     <w:uiPriority w:val="9"/>
     <w:semiHidden/>
-    <w:rsid w:val="00B85BDA"/>
+    <w:rsid w:val="00064CE7"/>
     <w:rPr>
       <w:rFonts w:eastAsiaTheme="majorEastAsia" w:cstheme="majorBidi"/>
       <w:color w:val="595959" w:themeColor="text1" w:themeTint="A6"/>
@@ -11747,7 +11121,7 @@
     <w:link w:val="Heading8"/>
     <w:uiPriority w:val="9"/>
     <w:semiHidden/>
-    <w:rsid w:val="00B85BDA"/>
+    <w:rsid w:val="00064CE7"/>
     <w:rPr>
       <w:rFonts w:eastAsiaTheme="majorEastAsia" w:cstheme="majorBidi"/>
       <w:i/>
@@ -11761,7 +11135,7 @@
     <w:link w:val="Heading9"/>
     <w:uiPriority w:val="9"/>
     <w:semiHidden/>
-    <w:rsid w:val="00B85BDA"/>
+    <w:rsid w:val="00064CE7"/>
     <w:rPr>
       <w:rFonts w:eastAsiaTheme="majorEastAsia" w:cstheme="majorBidi"/>
       <w:color w:val="272727" w:themeColor="text1" w:themeTint="D8"/>
@@ -11774,7 +11148,7 @@
     <w:link w:val="TitleChar"/>
     <w:uiPriority w:val="10"/>
     <w:qFormat/>
-    <w:rsid w:val="00B85BDA"/>
+    <w:rsid w:val="00064CE7"/>
     <w:pPr>
       <w:spacing w:after="80" w:line="240" w:lineRule="auto"/>
       <w:contextualSpacing/>
@@ -11792,7 +11166,7 @@
     <w:basedOn w:val="DefaultParagraphFont"/>
     <w:link w:val="Title"/>
     <w:uiPriority w:val="10"/>
-    <w:rsid w:val="00B85BDA"/>
+    <w:rsid w:val="00064CE7"/>
     <w:rPr>
       <w:rFonts w:asciiTheme="majorHAnsi" w:eastAsiaTheme="majorEastAsia" w:hAnsiTheme="majorHAnsi" w:cstheme="majorBidi"/>
       <w:spacing w:val="-10"/>
@@ -11808,7 +11182,7 @@
     <w:link w:val="SubtitleChar"/>
     <w:uiPriority w:val="11"/>
     <w:qFormat/>
-    <w:rsid w:val="00B85BDA"/>
+    <w:rsid w:val="00064CE7"/>
     <w:pPr>
       <w:numPr>
         <w:ilvl w:val="1"/>
@@ -11827,7 +11201,7 @@
     <w:basedOn w:val="DefaultParagraphFont"/>
     <w:link w:val="Subtitle"/>
     <w:uiPriority w:val="11"/>
-    <w:rsid w:val="00B85BDA"/>
+    <w:rsid w:val="00064CE7"/>
     <w:rPr>
       <w:rFonts w:eastAsiaTheme="majorEastAsia" w:cstheme="majorBidi"/>
       <w:color w:val="595959" w:themeColor="text1" w:themeTint="A6"/>
@@ -11843,7 +11217,7 @@
     <w:link w:val="QuoteChar"/>
     <w:uiPriority w:val="29"/>
     <w:qFormat/>
-    <w:rsid w:val="00B85BDA"/>
+    <w:rsid w:val="00064CE7"/>
     <w:pPr>
       <w:spacing w:before="160"/>
       <w:jc w:val="center"/>
@@ -11859,7 +11233,7 @@
     <w:basedOn w:val="DefaultParagraphFont"/>
     <w:link w:val="Quote"/>
     <w:uiPriority w:val="29"/>
-    <w:rsid w:val="00B85BDA"/>
+    <w:rsid w:val="00064CE7"/>
     <w:rPr>
       <w:i/>
       <w:iCs/>
@@ -11871,7 +11245,7 @@
     <w:basedOn w:val="Normal"/>
     <w:uiPriority w:val="34"/>
     <w:qFormat/>
-    <w:rsid w:val="00B85BDA"/>
+    <w:rsid w:val="00064CE7"/>
     <w:pPr>
       <w:ind w:left="720"/>
       <w:contextualSpacing/>
@@ -11882,7 +11256,7 @@
     <w:basedOn w:val="DefaultParagraphFont"/>
     <w:uiPriority w:val="21"/>
     <w:qFormat/>
-    <w:rsid w:val="00B85BDA"/>
+    <w:rsid w:val="00064CE7"/>
     <w:rPr>
       <w:i/>
       <w:iCs/>
@@ -11896,7 +11270,7 @@
     <w:link w:val="IntenseQuoteChar"/>
     <w:uiPriority w:val="30"/>
     <w:qFormat/>
-    <w:rsid w:val="00B85BDA"/>
+    <w:rsid w:val="00064CE7"/>
     <w:pPr>
       <w:pBdr>
         <w:top w:val="single" w:sz="4" w:space="10" w:color="2F5496" w:themeColor="accent1" w:themeShade="BF"/>
@@ -11917,7 +11291,7 @@
     <w:basedOn w:val="DefaultParagraphFont"/>
     <w:link w:val="IntenseQuote"/>
     <w:uiPriority w:val="30"/>
-    <w:rsid w:val="00B85BDA"/>
+    <w:rsid w:val="00064CE7"/>
     <w:rPr>
       <w:i/>
       <w:iCs/>
@@ -11929,7 +11303,7 @@
     <w:basedOn w:val="DefaultParagraphFont"/>
     <w:uiPriority w:val="32"/>
     <w:qFormat/>
-    <w:rsid w:val="00B85BDA"/>
+    <w:rsid w:val="00064CE7"/>
     <w:rPr>
       <w:b/>
       <w:bCs/>
